--- a/content/member-assets/google-business-profile-rescue/client-email-templates.docx
+++ b/content/member-assets/google-business-profile-rescue/client-email-templates.docx
@@ -759,7 +759,7 @@
               <w:pStyle w:val="TableCell"/>
             </w:pPr>
             <w:r>
-              <w:t xml:space="preserve">How to use these emails — Replace every bracketed field with buyer-specific context before sending.</w:t>
+              <w:t xml:space="preserve">How to use these emails - Replace every bracketed field with buyer-specific context before sending.</w:t>
             </w:r>
           </w:p>
         </w:tc>
@@ -801,7 +801,7 @@
               <w:pStyle w:val="TableCell"/>
             </w:pPr>
             <w:r>
-              <w:t xml:space="preserve">Cold outreach email — Subject: quick google business profile rescue idea for [business]</w:t>
+              <w:t xml:space="preserve">Cold outreach email - Subject: quick google business profile rescue idea for [business]</w:t>
             </w:r>
           </w:p>
         </w:tc>
@@ -845,7 +845,7 @@
               <w:pStyle w:val="TableCell"/>
             </w:pPr>
             <w:r>
-              <w:t xml:space="preserve">Value-first sample email — Subject: spotted one practical fix</w:t>
+              <w:t xml:space="preserve">Value-first sample email - Subject: spotted one practical fix</w:t>
             </w:r>
           </w:p>
         </w:tc>
@@ -887,7 +887,7 @@
               <w:pStyle w:val="TableCell"/>
             </w:pPr>
             <w:r>
-              <w:t xml:space="preserve">Client intake request — Thanks for confirming the google business profile rescue. To start cleanly, please send the…</w:t>
+              <w:t xml:space="preserve">Client intake request - Thanks for confirming the google business profile rescue. To start cleanly, please send the…</w:t>
             </w:r>
           </w:p>
         </w:tc>
@@ -931,7 +931,7 @@
               <w:pStyle w:val="TableCell"/>
             </w:pPr>
             <w:r>
-              <w:t xml:space="preserve">Approval request — I have finished the first version. Please review the items marked [APPROVAL NEEDED] before…</w:t>
+              <w:t xml:space="preserve">Approval request - I have finished the first version. Please review the items marked [APPROVAL NEEDED] before…</w:t>
             </w:r>
           </w:p>
         </w:tc>
@@ -973,7 +973,7 @@
               <w:pStyle w:val="TableCell"/>
             </w:pPr>
             <w:r>
-              <w:t xml:space="preserve">Final delivery email — Here is the completed google business profile rescue for [business]. I included the working…</w:t>
+              <w:t xml:space="preserve">Final delivery email - Here is the completed google business profile rescue for [business]. I included the working…</w:t>
             </w:r>
           </w:p>
         </w:tc>
@@ -1017,7 +1017,7 @@
               <w:pStyle w:val="TableCell"/>
             </w:pPr>
             <w:r>
-              <w:t xml:space="preserve">Follow-up sequence — Day 2: send one additional observation or sample improvement.</w:t>
+              <w:t xml:space="preserve">Follow-up sequence - Day 2: send one additional observation or sample improvement.</w:t>
             </w:r>
           </w:p>
         </w:tc>
@@ -1059,7 +1059,7 @@
               <w:pStyle w:val="TableCell"/>
             </w:pPr>
             <w:r>
-              <w:t xml:space="preserve">Delivery standards (shared) — This asset is for local service businesses; replace bracketed fields with their specifics…</w:t>
+              <w:t xml:space="preserve">Delivery standards (shared) - This asset is for local service businesses; replace bracketed fields with their specifics…</w:t>
             </w:r>
           </w:p>
         </w:tc>
@@ -1706,7 +1706,7 @@
     <w:lvl w:ilvl="0">
       <w:start w:val="1"/>
       <w:numFmt w:val="bullet"/>
-      <w:lvlText w:val="–"/>
+      <w:lvlText w:val="-"/>
       <w:pPr>
         <w:ind w:left="540" w:hanging="220"/>
       </w:pPr>
